--- a/pizza-ontology/myPizza本体环境搭建——提示词.docx
+++ b/pizza-ontology/myPizza本体环境搭建——提示词.docx
@@ -4271,8 +4271,211 @@
         </w:rPr>
         <w:t>创建一个饼底的表，里面包含饼底的所有数据属性作为字段，并且生成ontop的映射文件</w:t>
       </w:r>
+    </w:p>
+    <w:p>
+      <w:pPr>
+        <w:numPr>
+          <w:ilvl w:val="0"/>
+          <w:numId w:val="9"/>
+        </w:numPr>
+        <w:ind w:left="425" w:leftChars="0" w:hanging="425" w:firstLineChars="0"/>
+        <w:rPr>
+          <w:rFonts w:hint="default"/>
+          <w:lang w:val="en-US" w:eastAsia="zh-CN"/>
+        </w:rPr>
+      </w:pPr>
+      <w:r>
+        <w:rPr>
+          <w:rFonts w:hint="default"/>
+          <w:lang w:val="en-US" w:eastAsia="zh-CN"/>
+        </w:rPr>
+        <w:t>按照下面的bpmn的需要，创建工序本体</w:t>
+      </w:r>
+    </w:p>
+    <w:p>
+      <w:pPr>
+        <w:numPr>
+          <w:ilvl w:val="0"/>
+          <w:numId w:val="9"/>
+        </w:numPr>
+        <w:ind w:left="425" w:leftChars="0" w:hanging="425" w:firstLineChars="0"/>
+        <w:rPr>
+          <w:rFonts w:hint="default"/>
+          <w:lang w:val="en-US" w:eastAsia="zh-CN"/>
+        </w:rPr>
+      </w:pPr>
+      <w:r>
+        <w:rPr>
+          <w:rFonts w:hint="default"/>
+          <w:lang w:val="en-US" w:eastAsia="zh-CN"/>
+        </w:rPr>
+        <w:t>给</w:t>
+      </w:r>
+      <w:r>
+        <w:rPr>
+          <w:rFonts w:hint="eastAsia"/>
+          <w:lang w:val="en-US" w:eastAsia="zh-CN"/>
+        </w:rPr>
+        <w:t>工序</w:t>
+      </w:r>
+      <w:r>
+        <w:rPr>
+          <w:rFonts w:hint="default"/>
+          <w:lang w:val="en-US" w:eastAsia="zh-CN"/>
+        </w:rPr>
+        <w:t>本体的每个工序增加</w:t>
+      </w:r>
+      <w:r>
+        <w:rPr>
+          <w:rFonts w:hint="eastAsia"/>
+          <w:lang w:val="en-US" w:eastAsia="zh-CN"/>
+        </w:rPr>
+        <w:t>四</w:t>
+      </w:r>
+      <w:r>
+        <w:rPr>
+          <w:rFonts w:hint="default"/>
+          <w:lang w:val="en-US" w:eastAsia="zh-CN"/>
+        </w:rPr>
+        <w:t>个属性：操作人员、开始时间、结束时间</w:t>
+      </w:r>
+      <w:r>
+        <w:rPr>
+          <w:rFonts w:hint="eastAsia"/>
+          <w:lang w:val="en-US" w:eastAsia="zh-CN"/>
+        </w:rPr>
+        <w:t>、操作时长</w:t>
+      </w:r>
+    </w:p>
+    <w:p>
+      <w:pPr>
+        <w:numPr>
+          <w:ilvl w:val="0"/>
+          <w:numId w:val="9"/>
+        </w:numPr>
+        <w:ind w:left="425" w:leftChars="0" w:hanging="425" w:firstLineChars="0"/>
+        <w:rPr>
+          <w:rFonts w:hint="default"/>
+          <w:lang w:val="en-US" w:eastAsia="zh-CN"/>
+        </w:rPr>
+      </w:pPr>
+      <w:r>
+        <w:rPr>
+          <w:rFonts w:hint="eastAsia"/>
+          <w:lang w:val="en-US" w:eastAsia="zh-CN"/>
+        </w:rPr>
+        <w:t>在披萨本体中，给Neapolitan增加一个制作工序的属性，并为每个工序的操作时长填写一个合理时间</w:t>
+      </w:r>
+    </w:p>
+    <w:p>
+      <w:pPr>
+        <w:numPr>
+          <w:ilvl w:val="0"/>
+          <w:numId w:val="9"/>
+        </w:numPr>
+        <w:ind w:left="425" w:leftChars="0" w:hanging="425" w:firstLineChars="0"/>
+        <w:rPr>
+          <w:rFonts w:hint="default"/>
+          <w:lang w:val="en-US" w:eastAsia="zh-CN"/>
+        </w:rPr>
+      </w:pPr>
+      <w:r>
+        <w:rPr>
+          <w:rFonts w:hint="default"/>
+          <w:lang w:val="en-US" w:eastAsia="zh-CN"/>
+        </w:rPr>
+        <w:t xml:space="preserve"> 这个</w:t>
+      </w:r>
+      <w:r>
+        <w:rPr>
+          <w:rFonts w:hint="eastAsia"/>
+          <w:lang w:val="en-US" w:eastAsia="zh-CN"/>
+        </w:rPr>
+        <w:t>bpmn</w:t>
+      </w:r>
+      <w:r>
+        <w:rPr>
+          <w:rFonts w:hint="default"/>
+          <w:lang w:val="en-US" w:eastAsia="zh-CN"/>
+        </w:rPr>
+        <w:t>流程的第一步面团原料准备与揉制，实现下面的功能，通过披萨的名字，查找披萨本体中该披萨的在这一步的操作时长</w:t>
+      </w:r>
+    </w:p>
+    <w:p>
+      <w:pPr>
+        <w:numPr>
+          <w:ilvl w:val="0"/>
+          <w:numId w:val="9"/>
+        </w:numPr>
+        <w:ind w:left="425" w:leftChars="0" w:hanging="425" w:firstLineChars="0"/>
+        <w:rPr>
+          <w:rFonts w:hint="default"/>
+          <w:lang w:val="en-US" w:eastAsia="zh-CN"/>
+        </w:rPr>
+      </w:pPr>
+      <w:r>
+        <w:rPr>
+          <w:rFonts w:hint="default"/>
+          <w:lang w:val="en-US" w:eastAsia="zh-CN"/>
+        </w:rPr>
+        <w:t>设构建一个本体通用查询程序：构造一个java程序，当输入命令java GenericOntologyQuery -o myPizza.owl -s http://example.org/pizza/NeapolitanPizza -p hasProcessStep,Task_DoughMix,duration的时候，-s后面是需要查找的对象（包括类、个体等），-p定义的是查找到最后一个对象的路径，这个路径上可能是对象、属性、值等，该程序按照这个路径构造一个query.rq文件，调用jena的sparql命令查询出最后的结果</w:t>
+      </w:r>
+    </w:p>
+    <w:p>
+      <w:pPr>
+        <w:numPr>
+          <w:ilvl w:val="0"/>
+          <w:numId w:val="9"/>
+        </w:numPr>
+        <w:ind w:left="425" w:leftChars="0" w:hanging="425" w:firstLineChars="0"/>
+        <w:rPr>
+          <w:rFonts w:hint="default"/>
+          <w:lang w:val="en-US" w:eastAsia="zh-CN"/>
+        </w:rPr>
+      </w:pPr>
+      <w:r>
+        <w:rPr>
+          <w:rFonts w:hint="default"/>
+          <w:lang w:val="en-US" w:eastAsia="zh-CN"/>
+        </w:rPr>
+        <w:t>本程序输入的本体文件为第一个最主要的本体文件，如这里是myPizza.owl，该本体文件负责import其他需要的本体文件，-s给出的是要查询的对象，本例中是http://example.org/pizza/NeapolitanPizza，-p是查询的路径，路径中一律按照 IRI的格式来写，如果在路径查找的过程中，某个路径节点查找为空，则使用该路径的前缀缩写查找，直到最后</w:t>
+      </w:r>
+    </w:p>
+    <w:p>
+      <w:pPr>
+        <w:numPr>
+          <w:ilvl w:val="0"/>
+          <w:numId w:val="9"/>
+        </w:numPr>
+        <w:ind w:left="425" w:leftChars="0" w:hanging="425" w:firstLineChars="0"/>
+        <w:rPr>
+          <w:rFonts w:hint="default"/>
+          <w:lang w:val="en-US" w:eastAsia="zh-CN"/>
+        </w:rPr>
+      </w:pPr>
+      <w:r>
+        <w:rPr>
+          <w:rFonts w:hint="default"/>
+          <w:lang w:val="en-US" w:eastAsia="zh-CN"/>
+        </w:rPr>
+        <w:t>不应该回退到本地名，应该是前缀缩写:本地名，比如http://example.org/pizza/process/Task_DoughMix，先查找"http://example.org/pizza/process/对应的缩写是xmlns:proc，那么查找的对象改为</w:t>
+      </w:r>
+      <w:r>
+        <w:rPr>
+          <w:rFonts w:hint="default"/>
+          <w:lang w:val="en-US" w:eastAsia="zh-CN"/>
+        </w:rPr>
+        <w:tab/>
+      </w:r>
       <w:bookmarkStart w:id="0" w:name="_GoBack"/>
       <w:bookmarkEnd w:id="0"/>
+      <w:r>
+        <w:rPr>
+          <w:rFonts w:hint="default"/>
+          <w:lang w:val="en-US" w:eastAsia="zh-CN"/>
+        </w:rPr>
+        <w:t>proc:Task_DoughMix</w:t>
+      </w:r>
     </w:p>
     <w:sectPr>
       <w:footerReference r:id="rId3" w:type="default"/>

--- a/pizza-ontology/myPizza本体环境搭建——提示词.docx
+++ b/pizza-ontology/myPizza本体环境搭建——提示词.docx
@@ -4467,15 +4467,35 @@
         </w:rPr>
         <w:tab/>
       </w:r>
+      <w:r>
+        <w:rPr>
+          <w:rFonts w:hint="default"/>
+          <w:lang w:val="en-US" w:eastAsia="zh-CN"/>
+        </w:rPr>
+        <w:t>proc:Task_DoughMix</w:t>
+      </w:r>
+    </w:p>
+    <w:p>
+      <w:pPr>
+        <w:numPr>
+          <w:ilvl w:val="0"/>
+          <w:numId w:val="9"/>
+        </w:numPr>
+        <w:ind w:left="425" w:leftChars="0" w:hanging="425" w:firstLineChars="0"/>
+        <w:rPr>
+          <w:rFonts w:hint="default"/>
+          <w:lang w:val="en-US" w:eastAsia="zh-CN"/>
+        </w:rPr>
+      </w:pPr>
+      <w:r>
+        <w:rPr>
+          <w:rFonts w:hint="default"/>
+          <w:lang w:val="en-US" w:eastAsia="zh-CN"/>
+        </w:rPr>
+        <w:t>修改这个程序，程序开始的时候读取变量systemCommand、classPath、excuteCommand、topOntology、processIRI以及输入参数的值，输入参数有两个，targetEntity和targetProperty，拼接要运行的命令为systemCommand -cp classPath excuteCommand -o topOntologyIRI -s targetEntity -t targetPropertyPath，其中targetPropertyPath也是拼接的，是processIRI,本节点任务 ID,targetProperty</w:t>
+      </w:r>
       <w:bookmarkStart w:id="0" w:name="_GoBack"/>
       <w:bookmarkEnd w:id="0"/>
-      <w:r>
-        <w:rPr>
-          <w:rFonts w:hint="default"/>
-          <w:lang w:val="en-US" w:eastAsia="zh-CN"/>
-        </w:rPr>
-        <w:t>proc:Task_DoughMix</w:t>
-      </w:r>
     </w:p>
     <w:sectPr>
       <w:footerReference r:id="rId3" w:type="default"/>

--- a/pizza-ontology/myPizza本体环境搭建——提示词.docx
+++ b/pizza-ontology/myPizza本体环境搭建——提示词.docx
@@ -4494,8 +4494,79 @@
         </w:rPr>
         <w:t>修改这个程序，程序开始的时候读取变量systemCommand、classPath、excuteCommand、topOntology、processIRI以及输入参数的值，输入参数有两个，targetEntity和targetProperty，拼接要运行的命令为systemCommand -cp classPath excuteCommand -o topOntologyIRI -s targetEntity -t targetPropertyPath，其中targetPropertyPath也是拼接的，是processIRI,本节点任务 ID,targetProperty</w:t>
       </w:r>
+    </w:p>
+    <w:p>
+      <w:pPr>
+        <w:pStyle w:val="2"/>
+        <w:bidi w:val="0"/>
+        <w:rPr>
+          <w:rFonts w:hint="eastAsia"/>
+          <w:lang w:val="en-US" w:eastAsia="zh-CN"/>
+        </w:rPr>
+      </w:pPr>
+      <w:r>
+        <w:rPr>
+          <w:rFonts w:hint="eastAsia"/>
+          <w:lang w:val="en-US" w:eastAsia="zh-CN"/>
+        </w:rPr>
+        <w:t>重新设计本体</w:t>
+      </w:r>
+    </w:p>
+    <w:p>
+      <w:pPr>
+        <w:numPr>
+          <w:ilvl w:val="0"/>
+          <w:numId w:val="10"/>
+        </w:numPr>
+        <w:ind w:left="425" w:leftChars="0" w:hanging="425" w:firstLineChars="0"/>
+        <w:rPr>
+          <w:rFonts w:hint="default"/>
+          <w:lang w:val="en-US" w:eastAsia="zh-CN"/>
+        </w:rPr>
+      </w:pPr>
+      <w:r>
+        <w:rPr>
+          <w:rFonts w:hint="default"/>
+          <w:lang w:val="en-US" w:eastAsia="zh-CN"/>
+        </w:rPr>
+        <w:t>下面的</w:t>
+      </w:r>
       <w:bookmarkStart w:id="0" w:name="_GoBack"/>
       <w:bookmarkEnd w:id="0"/>
+      <w:r>
+        <w:rPr>
+          <w:rFonts w:hint="default"/>
+          <w:lang w:val="en-US" w:eastAsia="zh-CN"/>
+        </w:rPr>
+        <w:t>pizza.owl是pizza的主要本体，包括了pizza结构的定义，pizza-components.owl是组件定义，pizza-process.owl是流程定义，pizza-terminology.ttl是词汇表定义，请根据“TBox（术语层）”与“ABox（断言层）”分层设计，按照“类走路径，个体取值”的原则（即所有的个体必须放在最后的子类节点上，中间的类一律是抽象类，不挂个体）,重新设计整个本体</w:t>
+      </w:r>
+    </w:p>
+    <w:p>
+      <w:pPr>
+        <w:numPr>
+          <w:ilvl w:val="0"/>
+          <w:numId w:val="10"/>
+        </w:numPr>
+        <w:ind w:left="425" w:leftChars="0" w:hanging="425" w:firstLineChars="0"/>
+        <w:rPr>
+          <w:rFonts w:hint="default"/>
+          <w:lang w:val="en-US" w:eastAsia="zh-CN"/>
+        </w:rPr>
+      </w:pPr>
+      <w:r>
+        <w:rPr>
+          <w:rFonts w:hint="default"/>
+          <w:lang w:val="en-US" w:eastAsia="zh-CN"/>
+        </w:rPr>
+        <w:t>把上面一个文件拆为多个文件，然后用import来导入，拆分的原则：组件相关的类放入pizz-components-classes.owl中，组件相关的个体放在pizz-components-individuals.owl，在pizz-components-classes.owl中import pizz-components-individuals.owl，流程相关的类放入pizza-processes-classes.owl中，流程相关的个体放入pizza-processes-individuals.owl中，在pizz-processes-classes.owl中import pizz-processes-individuals.owl，pizza整体相关的类放在pizza-classes.owl中，整体相关的个体存放在pizza-individuals.owl中，SKOS词汇表放入pizza-terminology.ttl中，pizza-classes.owl里面import pizz-components-classes.owl， pizz-components-classes.owl，pizza-individuals.owl,pizza-terminology.ttl</w:t>
+      </w:r>
+      <w:r>
+        <w:rPr>
+          <w:rFonts w:hint="eastAsia"/>
+          <w:lang w:val="en-US" w:eastAsia="zh-CN"/>
+        </w:rPr>
+        <w:tab/>
+      </w:r>
     </w:p>
     <w:sectPr>
       <w:footerReference r:id="rId3" w:type="default"/>
@@ -5310,6 +5381,23 @@
     </w:lvl>
   </w:abstractNum>
   <w:abstractNum w:abstractNumId="8">
+    <w:nsid w:val="473BC944"/>
+    <w:multiLevelType w:val="singleLevel"/>
+    <w:tmpl w:val="473BC944"/>
+    <w:lvl w:ilvl="0" w:tentative="0">
+      <w:start w:val="1"/>
+      <w:numFmt w:val="decimal"/>
+      <w:lvlText w:val="(%1)"/>
+      <w:lvlJc w:val="left"/>
+      <w:pPr>
+        <w:ind w:left="425" w:hanging="425"/>
+      </w:pPr>
+      <w:rPr>
+        <w:rFonts w:hint="default"/>
+      </w:rPr>
+    </w:lvl>
+  </w:abstractNum>
+  <w:abstractNum w:abstractNumId="9">
     <w:nsid w:val="737556B6"/>
     <w:multiLevelType w:val="multilevel"/>
     <w:tmpl w:val="737556B6"/>
@@ -5468,7 +5556,7 @@
     <w:abstractNumId w:val="6"/>
   </w:num>
   <w:num w:numId="4">
-    <w:abstractNumId w:val="8"/>
+    <w:abstractNumId w:val="9"/>
   </w:num>
   <w:num w:numId="5">
     <w:abstractNumId w:val="5"/>
@@ -5484,6 +5572,9 @@
   </w:num>
   <w:num w:numId="9">
     <w:abstractNumId w:val="2"/>
+  </w:num>
+  <w:num w:numId="10">
+    <w:abstractNumId w:val="8"/>
   </w:num>
 </w:numbering>
 </file>
